--- a/3x3x3/pll-recognition-guide.docx
+++ b/3x3x3/pll-recognition-guide.docx
@@ -6235,7 +6235,27 @@
           <w:sz w:val="24"/>
           <w:szCs w:val="24"/>
         </w:rPr>
-        <w:t>s Gb when the block is on the left</w:t>
+        <w:t>s G</w:t>
+      </w:r>
+      <w:r>
+        <w:rPr>
+          <w:rFonts w:ascii="Verdana" w:hAnsi="Verdana"/>
+          <w:noProof/>
+          <w:color w:val="000000" w:themeColor="text1"/>
+          <w:sz w:val="24"/>
+          <w:szCs w:val="24"/>
+        </w:rPr>
+        <w:t>c</w:t>
+      </w:r>
+      <w:r>
+        <w:rPr>
+          <w:rFonts w:ascii="Verdana" w:hAnsi="Verdana"/>
+          <w:noProof/>
+          <w:color w:val="000000" w:themeColor="text1"/>
+          <w:sz w:val="24"/>
+          <w:szCs w:val="24"/>
+        </w:rPr>
+        <w:t xml:space="preserve"> when the block is on the left</w:t>
       </w:r>
     </w:p>
     <w:p>

--- a/3x3x3/pll-recognition-guide.docx
+++ b/3x3x3/pll-recognition-guide.docx
@@ -8993,7 +8993,17 @@
           <w:sz w:val="24"/>
           <w:szCs w:val="24"/>
         </w:rPr>
-        <w:t>s Gb when the block is on the left</w:t>
+        <w:t xml:space="preserve">s Gb when the </w:t>
+      </w:r>
+      <w:r>
+        <w:rPr>
+          <w:rFonts w:ascii="Verdana" w:hAnsi="Verdana"/>
+          <w:noProof/>
+          <w:color w:val="000000" w:themeColor="text1"/>
+          <w:sz w:val="24"/>
+          <w:szCs w:val="24"/>
+        </w:rPr>
+        <w:t>headlights are on the right</w:t>
       </w:r>
     </w:p>
     <w:p>
@@ -9026,7 +9036,37 @@
           <w:sz w:val="24"/>
           <w:szCs w:val="24"/>
         </w:rPr>
-        <w:t>s Gd when the block is on the right</w:t>
+        <w:t xml:space="preserve">s Gd </w:t>
+      </w:r>
+      <w:r>
+        <w:rPr>
+          <w:rFonts w:ascii="Verdana" w:hAnsi="Verdana"/>
+          <w:noProof/>
+          <w:color w:val="000000" w:themeColor="text1"/>
+          <w:sz w:val="24"/>
+          <w:szCs w:val="24"/>
+        </w:rPr>
+        <w:t xml:space="preserve">when the </w:t>
+      </w:r>
+      <w:r>
+        <w:rPr>
+          <w:rFonts w:ascii="Verdana" w:hAnsi="Verdana"/>
+          <w:noProof/>
+          <w:color w:val="000000" w:themeColor="text1"/>
+          <w:sz w:val="24"/>
+          <w:szCs w:val="24"/>
+        </w:rPr>
+        <w:t xml:space="preserve">headlights are on the </w:t>
+      </w:r>
+      <w:r>
+        <w:rPr>
+          <w:rFonts w:ascii="Verdana" w:hAnsi="Verdana"/>
+          <w:noProof/>
+          <w:color w:val="000000" w:themeColor="text1"/>
+          <w:sz w:val="24"/>
+          <w:szCs w:val="24"/>
+        </w:rPr>
+        <w:t>left</w:t>
       </w:r>
     </w:p>
     <w:p>
@@ -9072,17 +9112,27 @@
           <w:sz w:val="24"/>
           <w:szCs w:val="24"/>
         </w:rPr>
-        <w:t>-It'</w:t>
-      </w:r>
-      <w:r>
-        <w:rPr>
-          <w:rFonts w:ascii="Verdana" w:hAnsi="Verdana"/>
-          <w:noProof/>
-          <w:color w:val="000000" w:themeColor="text1"/>
-          <w:sz w:val="24"/>
-          <w:szCs w:val="24"/>
-        </w:rPr>
-        <w:t>s Gb when the block is on the right</w:t>
+        <w:t xml:space="preserve">It's Gb when the </w:t>
+      </w:r>
+      <w:r>
+        <w:rPr>
+          <w:rFonts w:ascii="Verdana" w:hAnsi="Verdana"/>
+          <w:noProof/>
+          <w:color w:val="000000" w:themeColor="text1"/>
+          <w:sz w:val="24"/>
+          <w:szCs w:val="24"/>
+        </w:rPr>
+        <w:t xml:space="preserve">headlights are on the </w:t>
+      </w:r>
+      <w:r>
+        <w:rPr>
+          <w:rFonts w:ascii="Verdana" w:hAnsi="Verdana"/>
+          <w:noProof/>
+          <w:color w:val="000000" w:themeColor="text1"/>
+          <w:sz w:val="24"/>
+          <w:szCs w:val="24"/>
+        </w:rPr>
+        <w:t>left</w:t>
       </w:r>
     </w:p>
     <w:p>
@@ -9100,28 +9150,30 @@
         <w:rPr>
           <w:rFonts w:ascii="Verdana" w:hAnsi="Verdana"/>
           <w:noProof/>
-          <w:sz w:val="24"/>
-          <w:szCs w:val="24"/>
-        </w:rPr>
-        <w:t>-It</w:t>
-      </w:r>
-      <w:r>
-        <w:rPr>
-          <w:rFonts w:ascii="Verdana" w:hAnsi="Verdana"/>
-          <w:noProof/>
-          <w:sz w:val="24"/>
-          <w:szCs w:val="24"/>
-        </w:rPr>
-        <w:t>'</w:t>
-      </w:r>
-      <w:r>
-        <w:rPr>
-          <w:rFonts w:ascii="Verdana" w:hAnsi="Verdana"/>
-          <w:noProof/>
-          <w:sz w:val="24"/>
-          <w:szCs w:val="24"/>
-        </w:rPr>
-        <w:t>s Gd when the block is on the left</w:t>
+          <w:color w:val="000000" w:themeColor="text1"/>
+          <w:sz w:val="24"/>
+          <w:szCs w:val="24"/>
+        </w:rPr>
+        <w:t xml:space="preserve">-It's Gd when the </w:t>
+      </w:r>
+      <w:r>
+        <w:rPr>
+          <w:rFonts w:ascii="Verdana" w:hAnsi="Verdana"/>
+          <w:noProof/>
+          <w:color w:val="000000" w:themeColor="text1"/>
+          <w:sz w:val="24"/>
+          <w:szCs w:val="24"/>
+        </w:rPr>
+        <w:t xml:space="preserve">headlights are on the </w:t>
+      </w:r>
+      <w:r>
+        <w:rPr>
+          <w:rFonts w:ascii="Verdana" w:hAnsi="Verdana"/>
+          <w:noProof/>
+          <w:sz w:val="24"/>
+          <w:szCs w:val="24"/>
+        </w:rPr>
+        <w:t>right</w:t>
       </w:r>
     </w:p>
     <w:p>
